--- a/job-application/Misr Technology Services/Moamen_Basyoni_Cover_Letter_Misr_Technology_Services.docx
+++ b/job-application/Misr Technology Services/Moamen_Basyoni_Cover_Letter_Misr_Technology_Services.docx
@@ -169,7 +169,7 @@
         <w:pStyle w:val="FirstParagraph"/>
       </w:pPr>
       <w:r>
-        <w:t xml:space="preserve">One honest gap: my front-end experience is JavaScript and TypeScript with jQuery and Ajax, not production React or Node.js. I’m building a React single-page application on a .NET Core API to get hands-on with the component model; my strength is clearly backend and architecture.</w:t>
+        <w:t xml:space="preserve">On the front end I work in JavaScript and TypeScript with working proficiency in React; Node.js is lighter for me, though the ecosystem is familiar. My strength is clearly backend and architecture.</w:t>
       </w:r>
     </w:p>
     <w:p>
